--- a/shared/templates/rabobank/template_HYRABO00.docx
+++ b/shared/templates/rabobank/template_HYRABO00.docx
@@ -2,6 +2,25 @@
 <file path=word/document.xml><?xml version="1.0" encoding="utf-8"?>
 <w:document xmlns:wpc="http://schemas.microsoft.com/office/word/2010/wordprocessingCanvas" xmlns:mo="http://schemas.microsoft.com/office/mac/office/2008/main" xmlns:mc="http://schemas.openxmlformats.org/markup-compatibility/2006" xmlns:mv="urn:schemas-microsoft-com:mac:vml" xmlns:o="urn:schemas-microsoft-com:office:office" xmlns:r="http://schemas.openxmlformats.org/officeDocument/2006/relationships" xmlns:m="http://schemas.openxmlformats.org/officeDocument/2006/math" xmlns:v="urn:schemas-microsoft-com:vml" xmlns:wp14="http://schemas.microsoft.com/office/word/2010/wordprocessingDrawing" xmlns:wp="http://schemas.openxmlformats.org/drawingml/2006/wordprocessingDrawing" xmlns:w10="urn:schemas-microsoft-com:office:word" xmlns:w="http://schemas.openxmlformats.org/wordprocessingml/2006/main" xmlns:w14="http://schemas.microsoft.com/office/word/2010/wordml" xmlns:wpg="http://schemas.microsoft.com/office/word/2010/wordprocessingGroup" xmlns:wpi="http://schemas.microsoft.com/office/word/2010/wordprocessingInk" xmlns:wne="http://schemas.microsoft.com/office/word/2006/wordml" xmlns:wps="http://schemas.microsoft.com/office/word/2010/wordprocessingShape" mc:Ignorable="w14 wp14">
   <w:body>
+    <w:p>
+      <w:pPr>
+        <w:pStyle w:val="Heading1"/>
+      </w:pPr>
+      <w:r>
+        <w:t>Hypotheek</w:t>
+      </w:r>
+    </w:p>
+    <w:p>
+      <w:r>
+        <w:t>Offertenummer: &lt;&lt;OFFERTENUMMER&gt;&gt;</w:t>
+      </w:r>
+    </w:p>
+    <w:p>
+      <w:r>
+        <w:t>Zaaknummer: &lt;&lt;DOSSIERNUMMER&gt;&gt;</w:t>
+      </w:r>
+    </w:p>
+    <w:p/>
     <w:p>
       <w:pPr>
         <w:ind w:right="96"/>
@@ -13,7 +32,7 @@
     <w:p>
       <w:pPr/>
       <w:r>
-        <w:t>A.</w:t>
+        <w:t>1.</w:t>
         <w:tab/>
         <w:t>&lt;&lt;AANHEF_1&gt;&gt; &lt;&lt;NAAM_1_HOOFDLETTERS&gt;&gt;, geboren te &lt;&lt;GEBOORTEPLAATS_1&gt;&gt; op &lt;&lt;GEBOORTEDAG_1_WOORDEN&gt;&gt; &lt;&lt;GEBOORTEMAAND_1_WOORDEN&gt;&gt; &lt;&lt;GEBOORTEJAAR_1_WOORDEN&gt;&gt;, &lt;&lt;WOONADRES_1&gt;&gt;</w:t>
       </w:r>
@@ -122,7 +141,7 @@
           <w:sz w:val="24"/>
           <w:szCs w:val="24"/>
         </w:rPr>
-        <w:t xml:space="preserve">hierna te noemen: hypotheekgever;</w:t>
+        <w:t>hierna ook te noemen: 'de Schuldenaar' en/of 'de Hypotheekgever';</w:t>
       </w:r>
     </w:p>
     <w:p>
@@ -130,7 +149,7 @@
         <w:ind w:left="567" w:firstLine="-567"/>
       </w:pPr>
       <w:r>
-        <w:t xml:space="preserve">B.</w:t>
+        <w:t>2.</w:t>
         <w:tab/>
         <w:t xml:space="preserve">  &lt;&lt;BANK_VOLMACHTHOUDER&gt;&gt;</w:t>
       </w:r>
@@ -179,7 +198,7 @@
           <w:sz w:val="24"/>
           <w:szCs w:val="24"/>
         </w:rPr>
-        <w:t xml:space="preserve">Van het bestaan van de volmacht aan de comparant onder B. genoemd is mij, notaris, genoegzaam gebleken. </w:t>
+        <w:t xml:space="preserve">Van het bestaan van de volmacht aan de comparant onder 2. genoemd is mij, notaris, genoegzaam gebleken. </w:t>
       </w:r>
     </w:p>
     <w:p>
@@ -371,147 +390,6 @@
           <w:szCs w:val="24"/>
           <w:u w:val="single"/>
         </w:rPr>
-        <w:t xml:space="preserve">Opeisbaarheid</w:t>
-      </w:r>
-    </w:p>
-    <w:p>
-      <w:pPr/>
-      <w:r>
-        <w:rPr>
-          <w:rFonts w:ascii="Arial" w:hAnsi="Arial" w:cs="Arial"/>
-          <w:sz w:val="24"/>
-          <w:szCs w:val="24"/>
-        </w:rPr>
-        <w:t xml:space="preserve">In de algemene voorwaarden die hierna worden genoemd, staat wanneer schulden van de debiteur aan de bank meteen opeisbaar zijn en wanneer deze schulden meteen door de bank mogen worden opgeëist: </w:t>
-      </w:r>
-    </w:p>
-    <w:p>
-      <w:pPr/>
-      <w:r>
-        <w:rPr>
-          <w:rFonts w:ascii="Arial" w:hAnsi="Arial" w:cs="Arial"/>
-          <w:sz w:val="24"/>
-          <w:szCs w:val="24"/>
-        </w:rPr>
-        <w:t xml:space="preserve">De Algemene Bankvoorwaarden, ingeschreven op vijftien juni tweeduizend achttien ten kantore van de Dienst voor het Kadaster en de Openbare Registers in Register Hypotheken 3 deel 73854 nummer 119 en in Register Schepen Hypotheken 3 deel 50199 nummer 70.</w:t>
-      </w:r>
-    </w:p>
-    <w:p>
-      <w:pPr/>
-      <w:r>
-        <w:rPr>
-          <w:rFonts w:ascii="Arial" w:hAnsi="Arial" w:cs="Arial"/>
-          <w:sz w:val="24"/>
-          <w:szCs w:val="24"/>
-        </w:rPr>
-        <w:t xml:space="preserve">De Algemene Basisvoorwaarden voor particuliere leningen van de Rabobank 2018, ingeschreven op vijftien juni tweeduizend achttien ten kantore van de Dienst voor het Kadaster en de Openbare Registers in Register Hypotheken 3 deel 73866 nummer 71 en in Register Schepen Hypotheken 3 deel 50199 nummer 71.</w:t>
-      </w:r>
-    </w:p>
-    <w:p>
-      <w:pPr/>
-      <w:r>
-        <w:rPr>
-          <w:rFonts w:ascii="Arial" w:hAnsi="Arial" w:cs="Arial"/>
-          <w:sz w:val="24"/>
-          <w:szCs w:val="24"/>
-        </w:rPr>
-        <w:t xml:space="preserve">De Algemene Plusvoorwaarden voor particuliere leningen van de Rabobank 2018, ingeschreven op vijftien juni tweeduizend achttien ten kantore van de Dienst voor het Kadaster en de Openbare Registers in Register Hypotheken 3 deel 73866 nummer 72 en in Register Schepen Hypotheken 3 deel 50199 nummer 72.</w:t>
-      </w:r>
-    </w:p>
-    <w:p>
-      <w:pPr/>
-      <w:r>
-        <w:rPr>
-          <w:rFonts w:ascii="Arial" w:hAnsi="Arial" w:cs="Arial"/>
-          <w:sz w:val="24"/>
-          <w:szCs w:val="24"/>
-        </w:rPr>
-        <w:t xml:space="preserve">De Voorwaarden voor betalen en online diensten van de Rabobank 2018, ingeschreven op vijftien juni tweeduizend achttien ten kantore van de Dienst voor het Kadaster en de Openbare Registers in Register Hypotheken 3 deel 73866 nummer 74 en in Register Schepen Hypotheken 3 deel 50199 nummer 73.</w:t>
-      </w:r>
-    </w:p>
-    <w:p>
-      <w:pPr/>
-      <w:r>
-        <w:rPr>
-          <w:rFonts w:ascii="Arial" w:hAnsi="Arial" w:cs="Arial"/>
-          <w:sz w:val="24"/>
-          <w:szCs w:val="24"/>
-        </w:rPr>
-        <w:t xml:space="preserve">De Algemene voorwaarden voor bedrijfsfinancieringen van de Rabobank 2018, ingeschreven op vijftien juni tweeduizend achttien ten kantore van de Dienst voor het Kadaster en de Openbare Registers in Register Hypotheken 3 deel 73866 nummer 79 en in Register Schepen Hypotheken 3 deel 50199 nummer 74.</w:t>
-      </w:r>
-    </w:p>
-    <w:p>
-      <w:pPr/>
-      <w:r>
-        <w:rPr>
-          <w:rFonts w:ascii="Arial" w:hAnsi="Arial" w:cs="Arial"/>
-          <w:sz w:val="24"/>
-          <w:szCs w:val="24"/>
-        </w:rPr>
-        <w:t xml:space="preserve">De schulden van de debiteur aan de bank zijn in ieder geval opeisbaar: </w:t>
-      </w:r>
-    </w:p>
-    <w:p>
-      <w:pPr>
-        <w:ind w:left="426" w:firstLine="-426"/>
-      </w:pPr>
-      <w:r>
-        <w:rPr>
-          <w:rFonts w:ascii="Arial" w:hAnsi="Arial" w:cs="Arial"/>
-          <w:sz w:val="24"/>
-          <w:szCs w:val="24"/>
-        </w:rPr>
-        <w:t xml:space="preserve">drie maanden nadat de bank een vordering heeft opgezegd waarvoor het hypotheekrecht als zekerheid geldt,</w:t>
-      </w:r>
-    </w:p>
-    <w:p>
-      <w:pPr>
-        <w:ind w:left="426" w:firstLine="-426"/>
-      </w:pPr>
-      <w:r>
-        <w:rPr>
-          <w:rFonts w:ascii="Arial" w:hAnsi="Arial" w:cs="Arial"/>
-          <w:sz w:val="24"/>
-          <w:szCs w:val="24"/>
-        </w:rPr>
-        <w:t xml:space="preserve">wanneer de bank de debiteur als borg heeft aangesproken, of</w:t>
-      </w:r>
-    </w:p>
-    <w:p>
-      <w:pPr>
-        <w:ind w:left="426" w:firstLine="-426"/>
-      </w:pPr>
-      <w:r>
-        <w:rPr>
-          <w:rFonts w:ascii="Arial" w:hAnsi="Arial" w:cs="Arial"/>
-          <w:sz w:val="24"/>
-          <w:szCs w:val="24"/>
-        </w:rPr>
-        <w:t xml:space="preserve">wanneer een rechtspersoon voor een andere rechtspersoon een verklaring als bedoeld in artikel 403 Boek 2 van het Burgerlijk Wetboek heeft verstrekt en deze intrekt of deze wil gaan intrekken.</w:t>
-      </w:r>
-    </w:p>
-    <w:p>
-      <w:pPr/>
-      <w:r>
-        <w:rPr>
-          <w:rFonts w:ascii="Arial" w:hAnsi="Arial" w:cs="Arial"/>
-          <w:sz w:val="24"/>
-          <w:szCs w:val="24"/>
-        </w:rPr>
-        <w:t xml:space="preserve">Dit geldt niet als hierover andere afspraken zijn gemaakt.</w:t>
-      </w:r>
-    </w:p>
-    <w:p>
-      <w:pPr>
-        <w:pStyle w:val="Heading2"/>
-      </w:pPr>
-      <w:r>
-        <w:rPr>
-          <w:rFonts w:ascii="Arial" w:hAnsi="Arial" w:cs="Arial"/>
-          <w:sz w:val="24"/>
-          <w:szCs w:val="24"/>
-          <w:u w:val="single"/>
-        </w:rPr>
         <w:t xml:space="preserve">Hypotheekbedrag</w:t>
       </w:r>
     </w:p>
@@ -563,7 +441,7 @@
     <w:p>
       <w:pPr/>
       <w:r>
-        <w:t xml:space="preserve">het recht van eigendom met betrekking tot de woning met ondergrond, erf, tuin en verder aanhorigheden, plaatselijk bekend &lt;&lt;ONDERPAND_STRAAT&gt;&gt; &lt;&lt;ONDERPAND_HUISNUMMER&gt;&gt;, &lt;&lt;ONDERPAND_POSTCODE&gt;&gt; &lt;&lt;ONDERPAND_WOONPLAATS&gt;&gt;, kadastraal bekend gemeente &lt;&lt;KAD_GEMEENTE&gt;&gt;, sectie &lt;&lt;KAD_SECTIE&gt;&gt;, nummer &lt;&lt;KAD_NUMMER&gt;&gt;, groot &lt;&lt;KAD_GROOTTE_WOORDEN&gt;&gt;,</w:t>
+        <w:t>&lt;&lt;ONDERPAND_TEKST&gt;&gt;</w:t>
       </w:r>
     </w:p>
     <w:p>
@@ -641,6 +519,29 @@
       </w:r>
     </w:p>
     <w:p>
+      <w:r>
+        <w:t>&lt;&lt;#BEGIN:beperkte_rechten&gt;&gt;</w:t>
+      </w:r>
+    </w:p>
+    <w:p>
+      <w:pPr>
+        <w:pStyle w:val="Heading2"/>
+      </w:pPr>
+      <w:r>
+        <w:t>Nader omschreven zakelijk recht</w:t>
+      </w:r>
+    </w:p>
+    <w:p>
+      <w:r>
+        <w:t>&lt;&lt;BEPERKTE_RECHTEN_TEKST&gt;&gt;</w:t>
+      </w:r>
+    </w:p>
+    <w:p>
+      <w:r>
+        <w:t>&lt;&lt;#END:beperkte_rechten&gt;&gt;</w:t>
+      </w:r>
+    </w:p>
+    <w:p>
       <w:pPr>
         <w:pStyle w:val="Heading2"/>
       </w:pPr>
@@ -657,9 +558,37 @@
     <w:p>
       <w:pPr/>
       <w:r>
-        <w:t xml:space="preserve">Met 'debiteur' wordt/worden in deze akte bedoeld:</w:t>
-        <w:br/>
-        <w:t xml:space="preserve">de comparant(en) onder A. genoemd, voor zover in deze akte niet anders aangeduid, zowel samen als ieder afzonderlijk, hierna te noemen: 'debiteur'.</w:t>
+        <w:t>Met 'debiteur' wordt/worden in deze akte bedoeld:</w:t>
+      </w:r>
+    </w:p>
+    <w:p>
+      <w:r>
+        <w:t>&lt;&lt;#BEGIN:debiteur_enkelvoud&gt;&gt;</w:t>
+      </w:r>
+    </w:p>
+    <w:p>
+      <w:r>
+        <w:t>de comparant onder 1 genoemd, voor zover in deze akte niet anders aangeduid, in deze akte genoemd: 'debiteur'.</w:t>
+      </w:r>
+    </w:p>
+    <w:p>
+      <w:r>
+        <w:t>&lt;&lt;#END:debiteur_enkelvoud&gt;&gt;</w:t>
+      </w:r>
+    </w:p>
+    <w:p>
+      <w:r>
+        <w:t>&lt;&lt;#BEGIN:debiteur_meervoud&gt;&gt;</w:t>
+      </w:r>
+    </w:p>
+    <w:p>
+      <w:r>
+        <w:t>de comparanten onder 1 genoemd, voor zover in deze akte niet anders aangeduid, zowel samen als ieder afzonderlijk, in deze akte genoemd: 'debiteur'.</w:t>
+      </w:r>
+    </w:p>
+    <w:p>
+      <w:r>
+        <w:t>&lt;&lt;#END:debiteur_meervoud&gt;&gt;</w:t>
       </w:r>
     </w:p>
     <w:p>
@@ -679,7 +608,13 @@
     <w:p>
       <w:pPr/>
       <w:r>
-        <w:t xml:space="preserve">De hypotheekgever heeft het onderpand verkregen &lt;&lt;VERKRIJGING_TITEL_1&gt;&gt;</w:t>
+        <w:t>&lt;&lt;VERKRIJGING_TEKST&gt;&gt;</w:t>
+      </w:r>
+    </w:p>
+    <w:p>
+      <w:pPr/>
+      <w:r>
+        <w:t>&lt;&lt;BESCHIKKINGSBEVOEGDHEID_TEKST&gt;&gt;</w:t>
       </w:r>
     </w:p>
     <w:p>
@@ -699,7 +634,47 @@
     <w:p>
       <w:pPr/>
       <w:r>
-        <w:t xml:space="preserve">Op het onderpand rust geen beslag en het is - behalve met (beperkte) rechten, kwalitatieve verplichtingen, beperkingen en lasten die voor het onderpand gebruikelijk zijn en die geen nadelige invloed hebben op de zekerheidswaarde van het onderpand - niet met hypotheekrechten of andere (beperkte) rechten, andere kwalitatieve verplichtingen, beperkingen en lasten bezwaard.</w:t>
+        <w:t>&lt;&lt;#BEGIN:voorbelasting_bezwaard&gt;&gt;</w:t>
+      </w:r>
+    </w:p>
+    <w:p>
+      <w:r>
+        <w:t>Op het onderpand rust geen beslag en het is - behalve met (beperkte) rechten, kwalitatieve verplichtingen, beperkingen en lasten die voor het onderpand gebruikelijk zijn en die geen nadelige invloed hebben op de zekerheidswaarde van het onderpand - &lt;&lt;VOORBELASTING_OMSCHRIJVING&gt;&gt;.</w:t>
+      </w:r>
+    </w:p>
+    <w:p>
+      <w:r>
+        <w:t>&lt;&lt;#END:voorbelasting_bezwaard&gt;&gt;</w:t>
+      </w:r>
+    </w:p>
+    <w:p>
+      <w:r>
+        <w:t>&lt;&lt;#BEGIN:voorbelasting_onbezwaard&gt;&gt;</w:t>
+      </w:r>
+    </w:p>
+    <w:p>
+      <w:r>
+        <w:t>Op het onderpand rust geen beslag en het is - behalve met (beperkte) rechten, kwalitatieve verplichtingen, beperkingen en lasten die voor het onderpand gebruikelijk zijn en die geen nadelige invloed hebben op de zekerheidswaarde van het onderpand - niet met hypotheekrechten of andere (beperkte) rechten, andere kwalitatieve verplichtingen, beperkingen en lasten bezwaard.</w:t>
+      </w:r>
+    </w:p>
+    <w:p>
+      <w:r>
+        <w:t>&lt;&lt;#END:voorbelasting_onbezwaard&gt;&gt;</w:t>
+      </w:r>
+    </w:p>
+    <w:p>
+      <w:r>
+        <w:t>&lt;&lt;#BEGIN:voorbelasting_onbekend&gt;&gt;</w:t>
+      </w:r>
+    </w:p>
+    <w:p>
+      <w:r>
+        <w:t>[voorbelasting onderpand — geen hypothecaire informatie in het dossier; handmatig vaststellen]</w:t>
+      </w:r>
+    </w:p>
+    <w:p>
+      <w:r>
+        <w:t>&lt;&lt;#END:voorbelasting_onbekend&gt;&gt;</w:t>
       </w:r>
     </w:p>
     <w:p>
@@ -1251,6 +1226,11 @@
       </w:r>
     </w:p>
     <w:p>
+      <w:r>
+        <w:t>&lt;&lt;VOLMACHT_TEKST&gt;&gt;</w:t>
+      </w:r>
+    </w:p>
+    <w:p>
       <w:pPr>
         <w:pStyle w:val="Heading2"/>
       </w:pPr>
